--- a/docs/17-infrastructure-platform-roadmap.docx
+++ b/docs/17-infrastructure-platform-roadmap.docx
@@ -28,10 +28,10 @@
         <w:rPr>
           <w:b/>
         </w:rPr>
-        <w:t>None of these are adopted in ChrisPa today</w:t>
+        <w:t>None of these specific tools are adopted in ChrisPa today</w:t>
       </w:r>
       <w:r>
-        <w:t>, and this document argues most of them shouldn't be — yet — rather than pretending they exist. Each section states the template's intent, ChrisPa's current state (consistently: not adopted), a right-sized recommendation, and the concrete trigger that would justify revisiting the decision.</w:t>
+        <w:t xml:space="preserve"> (§17.3's underlying need — HTTPS/TLS — is satisfied by managed-platform equivalents now that production exists; see below), and this document argues most of the rest shouldn't be adopted — yet — rather than pretending they exist. Each section states the template's intent, ChrisPa's current state, a right-sized recommendation, and the concrete trigger that would justify revisiting the decision.</w:t>
       </w:r>
     </w:p>
     <w:p>
@@ -183,7 +183,61 @@
         <w:t>Current state</w:t>
       </w:r>
       <w:r>
-        <w:t>: not adopted — nothing is internet-facing.</w:t>
+        <w:t xml:space="preserve">: Traefik specifically — not adopted. But the trigger below has fired: </w:t>
+      </w:r>
+      <w:r>
+        <w:rPr>
+          <w:rFonts w:ascii="Consolas" w:hAnsi="Consolas"/>
+          <w:sz w:val="20"/>
+        </w:rPr>
+        <w:t>api</w:t>
+      </w:r>
+      <w:r>
+        <w:t xml:space="preserve"> (Render), </w:t>
+      </w:r>
+      <w:r>
+        <w:rPr>
+          <w:rFonts w:ascii="Consolas" w:hAnsi="Consolas"/>
+          <w:sz w:val="20"/>
+        </w:rPr>
+        <w:t>storefront</w:t>
+      </w:r>
+      <w:r>
+        <w:t xml:space="preserve">, and </w:t>
+      </w:r>
+      <w:r>
+        <w:rPr>
+          <w:rFonts w:ascii="Consolas" w:hAnsi="Consolas"/>
+          <w:sz w:val="20"/>
+        </w:rPr>
+        <w:t>admin</w:t>
+      </w:r>
+      <w:r>
+        <w:t xml:space="preserve"> (both Netlify) are all publicly deployed and served over HTTPS today, satisfied by each platform's own managed edge/TLS rather than a self-hosted Traefik instance — see </w:t>
+      </w:r>
+      <w:hyperlink r:id="rId10">
+        <w:r>
+          <w:rPr>
+            <w:color w:val="0563C1"/>
+            <w:u w:val="single"/>
+          </w:rPr>
+          <w:t xml:space="preserve">`02-system-architecture.md`</w:t>
+        </w:r>
+      </w:hyperlink>
+      <w:r>
+        <w:t xml:space="preserve"> for the live topology and </w:t>
+      </w:r>
+      <w:hyperlink r:id="rId11">
+        <w:r>
+          <w:rPr>
+            <w:color w:val="0563C1"/>
+            <w:u w:val="single"/>
+          </w:rPr>
+          <w:t xml:space="preserve">`11-deployment-and-configuration-management.md`</w:t>
+        </w:r>
+      </w:hyperlink>
+      <w:r>
+        <w:t xml:space="preserve"> for URLs.</w:t>
       </w:r>
     </w:p>
     <w:p>
@@ -194,25 +248,7 @@
         <w:t>Recommendation</w:t>
       </w:r>
       <w:r>
-        <w:t xml:space="preserve">: this is the one item on this list that becomes </w:t>
-      </w:r>
-      <w:r>
-        <w:rPr>
-          <w:b/>
-        </w:rPr>
-        <w:t>required, not optional</w:t>
-      </w:r>
-      <w:r>
-        <w:t xml:space="preserve">, the moment anything is deployed publicly — HTTPS is non-negotiable for a site handling login credentials and (even cash-on-delivery) order/payment data. Whether that's Traefik specifically or a managed load balancer with automatic TLS (many hosting providers offer this out of the box) is an implementation choice, not a requirements question. </w:t>
-      </w:r>
-      <w:r>
-        <w:rPr>
-          <w:b/>
-        </w:rPr>
-        <w:t>Trigger</w:t>
-      </w:r>
-      <w:r>
-        <w:t>: the first public deployment — sequence this before go-live, not after.</w:t>
+        <w:t>: the managed-platform TLS already in place satisfies the requirement this section exists to enforce — no unmet gap remains here. Revisit only if a future need (custom edge routing, a WAF, multiple backend services behind one hostname) outgrows what Render/Netlify's built-in edge can do; that's a real Traefik trigger, not "go live" (already happened without it).</w:t>
       </w:r>
     </w:p>
     <w:p>
@@ -255,7 +291,7 @@
       <w:r>
         <w:t xml:space="preserve">: once the apps are containerized (see </w:t>
       </w:r>
-      <w:hyperlink r:id="rId10">
+      <w:hyperlink r:id="rId12">
         <w:r>
           <w:rPr>
             <w:color w:val="0563C1"/>
@@ -304,13 +340,13 @@
         <w:t>Current state</w:t>
       </w:r>
       <w:r>
-        <w:t xml:space="preserve">: iRedMail specifically — not adopted, and the recommendation below still holds. But ChrisPa now has </w:t>
+        <w:t xml:space="preserve">: iRedMail specifically — not adopted, and the recommendation against it still holds. ChrisPa has </w:t>
       </w:r>
       <w:r>
         <w:rPr>
           <w:b/>
         </w:rPr>
-        <w:t>working, generic email and SMS delivery</w:t>
+        <w:t>working, live email and SMS delivery</w:t>
       </w:r>
       <w:r>
         <w:t xml:space="preserve">: </w:t>
@@ -323,17 +359,7 @@
         <w:t>MailService</w:t>
       </w:r>
       <w:r>
-        <w:t xml:space="preserve"> (SMTP via </w:t>
-      </w:r>
-      <w:r>
-        <w:rPr>
-          <w:rFonts w:ascii="Consolas" w:hAnsi="Consolas"/>
-          <w:sz w:val="20"/>
-        </w:rPr>
-        <w:t>nodemailer</w:t>
-      </w:r>
-      <w:r>
-        <w:t xml:space="preserve"> — any account works, from a Gmail app password to a real transactional-email SMTP endpoint) and </w:t>
+        <w:t xml:space="preserve"> (Brevo's transactional HTTP API) and </w:t>
       </w:r>
       <w:r>
         <w:rPr>
@@ -343,7 +369,7 @@
         <w:t>SmsService</w:t>
       </w:r>
       <w:r>
-        <w:t xml:space="preserve"> (Africa's Talking) are both real integrations, currently used for registration OTP (see </w:t>
+        <w:t xml:space="preserve"> (Africa's Talking) are both real integrations, wired to registration OTP, configured on the production API, and confirmed delivering — a real registration completes in ~8 seconds with both codes received (see </w:t>
       </w:r>
       <w:hyperlink r:id="rId9">
         <w:r>
@@ -355,16 +381,77 @@
         </w:r>
       </w:hyperlink>
       <w:r>
-        <w:t xml:space="preserve">). Both fall back to logging instead of sending when unconfigured — a documented dev convenience, not a placeholder. What remains a </w:t>
+        <w:t xml:space="preserve">). Getting here surfaced a real platform constraint worth remembering: </w:t>
       </w:r>
       <w:r>
         <w:rPr>
           <w:b/>
         </w:rPr>
-        <w:t>functional gap</w:t>
+        <w:t>Render's free-tier web services block all outbound SMTP traffic</w:t>
       </w:r>
       <w:r>
-        <w:t xml:space="preserve"> is narrower than it used to be: forgot-password, login-alert delivery, and staff temp-password delivery don't call these services yet, even though the services themselves now exist and work — that's integration work on each of those three features, not a provider-selection blocker.</w:t>
+        <w:t xml:space="preserve"> (ports 25/465/587, a policy since September 2025), so </w:t>
+      </w:r>
+      <w:r>
+        <w:rPr>
+          <w:rFonts w:ascii="Consolas" w:hAnsi="Consolas"/>
+          <w:sz w:val="20"/>
+        </w:rPr>
+        <w:t>MailService</w:t>
+      </w:r>
+      <w:r>
+        <w:t xml:space="preserve"> originally built on generic SMTP via </w:t>
+      </w:r>
+      <w:r>
+        <w:rPr>
+          <w:rFonts w:ascii="Consolas" w:hAnsi="Consolas"/>
+          <w:sz w:val="20"/>
+        </w:rPr>
+        <w:t>nodemailer</w:t>
+      </w:r>
+      <w:r>
+        <w:t xml:space="preserve"> had to be rewritten around an HTTP-based provider API instead — this is why the delivery code is now Brevo-specific rather than "any SMTP account works." Also worth remembering when touching Africa's Talking: its </w:t>
+      </w:r>
+      <w:r>
+        <w:rPr>
+          <w:b/>
+        </w:rPr>
+        <w:t>sandbox mode never delivers real SMS to arbitrary real phone numbers</w:t>
+      </w:r>
+      <w:r>
+        <w:t xml:space="preserve"> regardless of credentials — only to numbers explicitly registered as test recipients in the AT dashboard's simulator; real delivery to arbitrary customers needs a live (non-sandbox) AT account with purchased credit. Separately, forgot-password, login-alert delivery, and staff temp-password delivery still don't call </w:t>
+      </w:r>
+      <w:r>
+        <w:rPr>
+          <w:rFonts w:ascii="Consolas" w:hAnsi="Consolas"/>
+          <w:sz w:val="20"/>
+        </w:rPr>
+        <w:t>MailService</w:t>
+      </w:r>
+      <w:r>
+        <w:t xml:space="preserve">/ </w:t>
+      </w:r>
+      <w:r>
+        <w:rPr>
+          <w:rFonts w:ascii="Consolas" w:hAnsi="Consolas"/>
+          <w:sz w:val="20"/>
+        </w:rPr>
+        <w:t>SmsService</w:t>
+      </w:r>
+      <w:r>
+        <w:t xml:space="preserve"> at all yet, even with delivery itself now working — that's integration work on each of those three features, distinct from (and now the only remaining piece of) the delivery-provider gap this section used to describe. See incidents #2–#4 in </w:t>
+      </w:r>
+      <w:hyperlink r:id="rId13">
+        <w:r>
+          <w:rPr>
+            <w:color w:val="0563C1"/>
+            <w:u w:val="single"/>
+          </w:rPr>
+          <w:t xml:space="preserve">`13-incident-response-and-troubleshooting.md`</w:t>
+        </w:r>
+      </w:hyperlink>
+      <w:r>
+        <w:t xml:space="preserve"> for the full resolution history.</w:t>
       </w:r>
     </w:p>
     <w:p>
@@ -375,7 +462,16 @@
         <w:t>Recommendation</w:t>
       </w:r>
       <w:r>
-        <w:t xml:space="preserve">: for production, swap the generic SMTP endpoint for a real transactional email API (e.g. a hosted provider) rather than a self-hosted mail server — self-hosted email requires ongoing reputation/deliverability management that has nothing to do with ChrisPa's product and everything to do with becoming an email-infrastructure operator. Wiring forgot-password/login-alerts/temp-password delivery to the already-real </w:t>
+        <w:t xml:space="preserve">: the urgent item — getting registration OTP delivery actually working in production — is </w:t>
+      </w:r>
+      <w:r>
+        <w:rPr>
+          <w:b/>
+        </w:rPr>
+        <w:t>done</w:t>
+      </w:r>
+      <w:r>
+        <w:t xml:space="preserve">. Remaining work here is lower-priority: wire forgot-password/login-alerts/temp-password delivery to </w:t>
       </w:r>
       <w:r>
         <w:rPr>
@@ -395,7 +491,7 @@
         <w:t>SmsService</w:t>
       </w:r>
       <w:r>
-        <w:t xml:space="preserve"> is the more urgent near-term item now, independent of that swap.</w:t>
+        <w:t xml:space="preserve"> when those features are built, and move Africa's Talking off sandbox (a live account with purchased credit) before depending on SMS reaching real customer phones. A self-hosted mail server (iRedMail) remains the wrong direction regardless — it requires ongoing reputation/deliverability management that has nothing to do with ChrisPa's product and everything to do with becoming an email-infrastructure operator.</w:t>
       </w:r>
     </w:p>
     <w:p>
@@ -558,7 +654,7 @@
       <w:r>
         <w:t xml:space="preserve">, see </w:t>
       </w:r>
-      <w:hyperlink r:id="rId11">
+      <w:hyperlink r:id="rId14">
         <w:r>
           <w:rPr>
             <w:color w:val="0563C1"/>
@@ -611,7 +707,7 @@
       <w:r>
         <w:t xml:space="preserve">: not adopted — see </w:t>
       </w:r>
-      <w:hyperlink r:id="rId12">
+      <w:hyperlink r:id="rId15">
         <w:r>
           <w:rPr>
             <w:color w:val="0563C1"/>
@@ -673,7 +769,7 @@
       <w:r>
         <w:t xml:space="preserve">: not adopted — see </w:t>
       </w:r>
-      <w:hyperlink r:id="rId13">
+      <w:hyperlink r:id="rId16">
         <w:r>
           <w:rPr>
             <w:color w:val="0563C1"/>
@@ -893,7 +989,10 @@
           </w:tcPr>
           <w:p>
             <w:r>
-              <w:t>Managed LB with auto-TLS, or Traefik itself</w:t>
+              <w:rPr>
+                <w:b/>
+              </w:rPr>
+              <w:t>Satisfied — Render/Netlify managed TLS, live today</w:t>
             </w:r>
           </w:p>
         </w:tc>
@@ -903,10 +1002,7 @@
           </w:tcPr>
           <w:p>
             <w:r>
-              <w:rPr>
-                <w:b/>
-              </w:rPr>
-              <w:t>First public deployment (required)</w:t>
+              <w:t>Custom edge routing needs outgrow the managed platforms</w:t>
             </w:r>
           </w:p>
         </w:tc>
@@ -970,17 +1066,13 @@
           </w:tcPr>
           <w:p>
             <w:r>
-              <w:t>No — but generic SMTP (</w:t>
+              <w:t xml:space="preserve">No — </w:t>
             </w:r>
             <w:r>
               <w:rPr>
-                <w:rFonts w:ascii="Consolas" w:hAnsi="Consolas"/>
-                <w:sz w:val="20"/>
+                <w:b/>
               </w:rPr>
-              <w:t>nodemailer</w:t>
-            </w:r>
-            <w:r>
-              <w:t>) + Africa's Talking SMS are already wired for registration OTP</w:t>
+              <w:t>satisfied: Brevo HTTP API + Africa's Talking sandbox, both configured and confirmed delivering in production</w:t>
             </w:r>
           </w:p>
         </w:tc>
@@ -990,7 +1082,7 @@
           </w:tcPr>
           <w:p>
             <w:r>
-              <w:t>Transactional email API for production</w:t>
+              <w:t>Registration OTP delivery now works end-to-end (~8s, both channels); Africa's Talking still needs a live (non-sandbox) account before real customer phones can receive SMS</w:t>
             </w:r>
           </w:p>
         </w:tc>
@@ -1000,10 +1092,7 @@
           </w:tcPr>
           <w:p>
             <w:r>
-              <w:rPr>
-                <w:b/>
-              </w:rPr>
-              <w:t>Near-term (wire forgot-password/login-alerts/temp-password delivery to the existing services)</w:t>
+              <w:t>Move AT off sandbox before depending on real SMS delivery; wire forgot-password/login-alerts/temp-password to the same services when those features are built</w:t>
             </w:r>
           </w:p>
         </w:tc>

--- a/docs/17-infrastructure-platform-roadmap.docx
+++ b/docs/17-infrastructure-platform-roadmap.docx
@@ -1072,7 +1072,7 @@
               <w:rPr>
                 <w:b/>
               </w:rPr>
-              <w:t>satisfied: Brevo HTTP API + Africa's Talking sandbox, both configured and confirmed delivering in production</w:t>
+              <w:t>satisfied: Brevo HTTP API, configured and confirmed delivering in production</w:t>
             </w:r>
           </w:p>
         </w:tc>
@@ -1082,7 +1082,7 @@
           </w:tcPr>
           <w:p>
             <w:r>
-              <w:t>Registration OTP delivery now works end-to-end (~8s, both channels); Africa's Talking still needs a live (non-sandbox) account before real customer phones can receive SMS</w:t>
+              <w:t>Registration OTP delivery works end-to-end (~8s) on email; the SMS channel is coded (Africa's Talking) but temporarily excluded from the registration gate since only sandbox AT credentials are on file, which can't reach a real phone</w:t>
             </w:r>
           </w:p>
         </w:tc>
@@ -1092,7 +1092,7 @@
           </w:tcPr>
           <w:p>
             <w:r>
-              <w:t>Move AT off sandbox before depending on real SMS delivery; wire forgot-password/login-alerts/temp-password to the same services when those features are built</w:t>
+              <w:t>Move AT off sandbox and restore the phone-verification step; wire forgot-password/login-alerts/temp-password to the same services when those features are built</w:t>
             </w:r>
           </w:p>
         </w:tc>
